--- a/documentation/user_guides/individual_programs/music_format_converter/Music_Format_Converter_User_Guide.docx
+++ b/documentation/user_guides/individual_programs/music_format_converter/Music_Format_Converter_User_Guide.docx
@@ -769,7 +769,7 @@
     </w:p>
     <w:p>
       <w:r>
-        <w:t>Processing shows four worker slots, progress, converted/skipped/error counts, and per-file status lines. Results reports totals and elapsed time. Converted lines include source and output sizes, optional loudness-gain status, and original-deletion status.</w:t>
+        <w:t>Processing shows one worker slot per logical CPU (at most eight), progress, converted/skipped/error counts, and per-file status lines. Results reports totals and elapsed time. Converted lines include source and output sizes, optional loudness-gain status, and original-deletion status.</w:t>
       </w:r>
     </w:p>
     <w:p>
